--- a/LangChain/Agents/Agents.docx
+++ b/LangChain/Agents/Agents.docx
@@ -180,32 +180,34 @@
           <w:lang w:val="en-US"/>
         </w:rPr>
         <w:lastRenderedPageBreak/>
-        <w:t>Long-Ter</w:t>
-      </w:r>
-      <w:r>
-        <w:rPr>
-          <w:lang w:val="en-US"/>
-        </w:rPr>
-        <w:t>m</w:t>
-      </w:r>
-      <w:r>
-        <w:rPr>
-          <w:lang w:val="en-US"/>
-        </w:rPr>
-        <w:t xml:space="preserve"> Memory</w:t>
-      </w:r>
-    </w:p>
-    <w:p>
-      <w:pPr>
-        <w:rPr>
-          <w:lang w:val="en-US"/>
-        </w:rPr>
-      </w:pPr>
-      <w:r>
-        <w:rPr>
-          <w:lang w:val="en-US"/>
-        </w:rPr>
-        <w:t xml:space="preserve">Let your agent store and recall information across conversations and session unlike short term memory can be scoped to single thread, long term persists across different threads and can be called at any time </w:t>
+        <w:t>Long-Term Memory</w:t>
+      </w:r>
+    </w:p>
+    <w:p>
+      <w:pPr>
+        <w:rPr>
+          <w:lang w:val="en-US"/>
+        </w:rPr>
+      </w:pPr>
+      <w:r>
+        <w:rPr>
+          <w:lang w:val="en-US"/>
+        </w:rPr>
+        <w:t xml:space="preserve">Let your agent store and recall information across conversations and </w:t>
+      </w:r>
+      <w:proofErr w:type="gramStart"/>
+      <w:r>
+        <w:rPr>
+          <w:lang w:val="en-US"/>
+        </w:rPr>
+        <w:t>session</w:t>
+      </w:r>
+      <w:proofErr w:type="gramEnd"/>
+      <w:r>
+        <w:rPr>
+          <w:lang w:val="en-US"/>
+        </w:rPr>
+        <w:t xml:space="preserve"> unlike short term memory can be scoped to single thread, long term persists across different threads and can be called at any time </w:t>
       </w:r>
     </w:p>
     <w:p>
@@ -234,6 +236,455 @@
         </w:rPr>
         <w:t xml:space="preserve"> store </w:t>
       </w:r>
+    </w:p>
+    <w:p>
+      <w:pPr>
+        <w:rPr>
+          <w:lang w:val="en-US"/>
+        </w:rPr>
+      </w:pPr>
+    </w:p>
+    <w:p>
+      <w:pPr>
+        <w:rPr>
+          <w:lang w:val="en-US"/>
+        </w:rPr>
+      </w:pPr>
+      <w:r>
+        <w:rPr>
+          <w:lang w:val="en-US"/>
+        </w:rPr>
+        <w:t>Runtime:</w:t>
+      </w:r>
+    </w:p>
+    <w:p>
+      <w:pPr>
+        <w:rPr>
+          <w:lang w:val="en-US"/>
+        </w:rPr>
+      </w:pPr>
+    </w:p>
+    <w:p>
+      <w:pPr>
+        <w:rPr>
+          <w:lang w:val="en-US"/>
+        </w:rPr>
+      </w:pPr>
+      <w:r>
+        <w:rPr>
+          <w:lang w:val="en-US"/>
+        </w:rPr>
+        <w:drawing>
+          <wp:inline distT="0" distB="0" distL="0" distR="0" wp14:anchorId="77230E0D" wp14:editId="5FCCD389">
+            <wp:extent cx="5943600" cy="2501900"/>
+            <wp:effectExtent l="0" t="0" r="0" b="0"/>
+            <wp:docPr id="1822757189" name="Picture 1"/>
+            <wp:cNvGraphicFramePr>
+              <a:graphicFrameLocks xmlns:a="http://schemas.openxmlformats.org/drawingml/2006/main" noChangeAspect="1"/>
+            </wp:cNvGraphicFramePr>
+            <a:graphic xmlns:a="http://schemas.openxmlformats.org/drawingml/2006/main">
+              <a:graphicData uri="http://schemas.openxmlformats.org/drawingml/2006/picture">
+                <pic:pic xmlns:pic="http://schemas.openxmlformats.org/drawingml/2006/picture">
+                  <pic:nvPicPr>
+                    <pic:cNvPr id="1822757189" name=""/>
+                    <pic:cNvPicPr/>
+                  </pic:nvPicPr>
+                  <pic:blipFill>
+                    <a:blip r:embed="rId5"/>
+                    <a:stretch>
+                      <a:fillRect/>
+                    </a:stretch>
+                  </pic:blipFill>
+                  <pic:spPr>
+                    <a:xfrm>
+                      <a:off x="0" y="0"/>
+                      <a:ext cx="5943600" cy="2501900"/>
+                    </a:xfrm>
+                    <a:prstGeom prst="rect">
+                      <a:avLst/>
+                    </a:prstGeom>
+                  </pic:spPr>
+                </pic:pic>
+              </a:graphicData>
+            </a:graphic>
+          </wp:inline>
+        </w:drawing>
+      </w:r>
+    </w:p>
+    <w:p>
+      <w:pPr>
+        <w:rPr>
+          <w:lang w:val="en-US"/>
+        </w:rPr>
+      </w:pPr>
+    </w:p>
+    <w:p>
+      <w:pPr>
+        <w:rPr>
+          <w:lang w:val="en-US"/>
+        </w:rPr>
+      </w:pPr>
+      <w:r>
+        <w:rPr>
+          <w:lang w:val="en-US"/>
+        </w:rPr>
+        <w:t xml:space="preserve">When you add tool to an agent -&gt; </w:t>
+      </w:r>
+      <w:proofErr w:type="spellStart"/>
+      <w:r>
+        <w:rPr>
+          <w:lang w:val="en-US"/>
+        </w:rPr>
+        <w:t>toolruntime</w:t>
+      </w:r>
+      <w:proofErr w:type="spellEnd"/>
+      <w:r>
+        <w:rPr>
+          <w:lang w:val="en-US"/>
+        </w:rPr>
+        <w:t xml:space="preserve"> is optional but </w:t>
+      </w:r>
+      <w:proofErr w:type="gramStart"/>
+      <w:r>
+        <w:rPr>
+          <w:lang w:val="en-US"/>
+        </w:rPr>
+        <w:t>incase</w:t>
+      </w:r>
+      <w:proofErr w:type="gramEnd"/>
+      <w:r>
+        <w:rPr>
+          <w:lang w:val="en-US"/>
+        </w:rPr>
+        <w:t xml:space="preserve"> of middleware state and runtime is mandatory</w:t>
+      </w:r>
+    </w:p>
+    <w:p>
+      <w:pPr>
+        <w:rPr>
+          <w:lang w:val="en-US"/>
+        </w:rPr>
+      </w:pPr>
+      <w:r>
+        <w:rPr>
+          <w:lang w:val="en-US"/>
+        </w:rPr>
+        <w:t>Ex:</w:t>
+      </w:r>
+    </w:p>
+    <w:p>
+      <w:pPr>
+        <w:rPr>
+          <w:lang w:val="en-US"/>
+        </w:rPr>
+      </w:pPr>
+      <w:proofErr w:type="gramStart"/>
+      <w:r>
+        <w:rPr>
+          <w:lang w:val="en-US"/>
+        </w:rPr>
+        <w:t>@before</w:t>
+      </w:r>
+      <w:proofErr w:type="gramEnd"/>
+      <w:r>
+        <w:rPr>
+          <w:lang w:val="en-US"/>
+        </w:rPr>
+        <w:t>_model</w:t>
+      </w:r>
+    </w:p>
+    <w:p>
+      <w:pPr>
+        <w:rPr>
+          <w:lang w:val="en-US"/>
+        </w:rPr>
+      </w:pPr>
+      <w:r>
+        <w:rPr>
+          <w:lang w:val="en-US"/>
+        </w:rPr>
+        <w:t xml:space="preserve">Def </w:t>
+      </w:r>
+      <w:proofErr w:type="spellStart"/>
+      <w:r>
+        <w:rPr>
+          <w:lang w:val="en-US"/>
+        </w:rPr>
+        <w:t>log_model_</w:t>
+      </w:r>
+      <w:proofErr w:type="gramStart"/>
+      <w:r>
+        <w:rPr>
+          <w:lang w:val="en-US"/>
+        </w:rPr>
+        <w:t>call</w:t>
+      </w:r>
+      <w:proofErr w:type="spellEnd"/>
+      <w:r>
+        <w:rPr>
+          <w:lang w:val="en-US"/>
+        </w:rPr>
+        <w:t>(</w:t>
+      </w:r>
+      <w:proofErr w:type="gramEnd"/>
+      <w:r>
+        <w:rPr>
+          <w:lang w:val="en-US"/>
+        </w:rPr>
+        <w:t>) -&gt; str:</w:t>
+      </w:r>
+    </w:p>
+    <w:p>
+      <w:pPr>
+        <w:rPr>
+          <w:lang w:val="en-US"/>
+        </w:rPr>
+      </w:pPr>
+      <w:r>
+        <w:rPr>
+          <w:lang w:val="en-US"/>
+        </w:rPr>
+        <w:t>Pass</w:t>
+      </w:r>
+    </w:p>
+    <w:p>
+      <w:pPr>
+        <w:rPr>
+          <w:lang w:val="en-US"/>
+        </w:rPr>
+      </w:pPr>
+      <w:r>
+        <w:rPr>
+          <w:lang w:val="en-US"/>
+        </w:rPr>
+        <w:t xml:space="preserve">This will </w:t>
+      </w:r>
+      <w:proofErr w:type="gramStart"/>
+      <w:r>
+        <w:rPr>
+          <w:lang w:val="en-US"/>
+        </w:rPr>
+        <w:t>give</w:t>
+      </w:r>
+      <w:proofErr w:type="gramEnd"/>
+      <w:r>
+        <w:rPr>
+          <w:lang w:val="en-US"/>
+        </w:rPr>
+        <w:t xml:space="preserve"> </w:t>
+      </w:r>
+      <w:proofErr w:type="gramStart"/>
+      <w:r>
+        <w:rPr>
+          <w:lang w:val="en-US"/>
+        </w:rPr>
+        <w:t>error</w:t>
+      </w:r>
+      <w:proofErr w:type="gramEnd"/>
+      <w:r>
+        <w:rPr>
+          <w:lang w:val="en-US"/>
+        </w:rPr>
+        <w:t xml:space="preserve">, as middleware does not capture state and runtime as input the correct way is </w:t>
+      </w:r>
+    </w:p>
+    <w:p>
+      <w:pPr>
+        <w:rPr>
+          <w:lang w:val="en-US"/>
+        </w:rPr>
+      </w:pPr>
+      <w:r>
+        <w:rPr>
+          <w:lang w:val="en-US"/>
+        </w:rPr>
+        <w:t xml:space="preserve">Def </w:t>
+      </w:r>
+      <w:proofErr w:type="spellStart"/>
+      <w:r>
+        <w:rPr>
+          <w:lang w:val="en-US"/>
+        </w:rPr>
+        <w:t>log_model_call</w:t>
+      </w:r>
+      <w:proofErr w:type="spellEnd"/>
+      <w:r>
+        <w:rPr>
+          <w:lang w:val="en-US"/>
+        </w:rPr>
+        <w:t>(</w:t>
+      </w:r>
+      <w:proofErr w:type="spellStart"/>
+      <w:proofErr w:type="gramStart"/>
+      <w:r>
+        <w:rPr>
+          <w:lang w:val="en-US"/>
+        </w:rPr>
+        <w:t>state,runtime</w:t>
+      </w:r>
+      <w:proofErr w:type="spellEnd"/>
+      <w:proofErr w:type="gramEnd"/>
+      <w:r>
+        <w:rPr>
+          <w:lang w:val="en-US"/>
+        </w:rPr>
+        <w:t>): -&gt; str:</w:t>
+      </w:r>
+    </w:p>
+    <w:p>
+      <w:pPr>
+        <w:rPr>
+          <w:lang w:val="en-US"/>
+        </w:rPr>
+      </w:pPr>
+      <w:r>
+        <w:rPr>
+          <w:lang w:val="en-US"/>
+        </w:rPr>
+        <w:t>Pass</w:t>
+      </w:r>
+    </w:p>
+    <w:p>
+      <w:pPr>
+        <w:rPr>
+          <w:lang w:val="en-US"/>
+        </w:rPr>
+      </w:pPr>
+      <w:r>
+        <w:rPr>
+          <w:lang w:val="en-US"/>
+        </w:rPr>
+        <w:drawing>
+          <wp:inline distT="0" distB="0" distL="0" distR="0" wp14:anchorId="51C7DC86" wp14:editId="576A8326">
+            <wp:extent cx="5943600" cy="1869440"/>
+            <wp:effectExtent l="0" t="0" r="0" b="0"/>
+            <wp:docPr id="367862034" name="Picture 1"/>
+            <wp:cNvGraphicFramePr>
+              <a:graphicFrameLocks xmlns:a="http://schemas.openxmlformats.org/drawingml/2006/main" noChangeAspect="1"/>
+            </wp:cNvGraphicFramePr>
+            <a:graphic xmlns:a="http://schemas.openxmlformats.org/drawingml/2006/main">
+              <a:graphicData uri="http://schemas.openxmlformats.org/drawingml/2006/picture">
+                <pic:pic xmlns:pic="http://schemas.openxmlformats.org/drawingml/2006/picture">
+                  <pic:nvPicPr>
+                    <pic:cNvPr id="367862034" name=""/>
+                    <pic:cNvPicPr/>
+                  </pic:nvPicPr>
+                  <pic:blipFill>
+                    <a:blip r:embed="rId6"/>
+                    <a:stretch>
+                      <a:fillRect/>
+                    </a:stretch>
+                  </pic:blipFill>
+                  <pic:spPr>
+                    <a:xfrm>
+                      <a:off x="0" y="0"/>
+                      <a:ext cx="5943600" cy="1869440"/>
+                    </a:xfrm>
+                    <a:prstGeom prst="rect">
+                      <a:avLst/>
+                    </a:prstGeom>
+                  </pic:spPr>
+                </pic:pic>
+              </a:graphicData>
+            </a:graphic>
+          </wp:inline>
+        </w:drawing>
+      </w:r>
+    </w:p>
+    <w:p>
+      <w:pPr>
+        <w:rPr>
+          <w:lang w:val="en-US"/>
+        </w:rPr>
+      </w:pPr>
+    </w:p>
+    <w:p>
+      <w:pPr>
+        <w:rPr>
+          <w:lang w:val="en-US"/>
+        </w:rPr>
+      </w:pPr>
+      <w:proofErr w:type="spellStart"/>
+      <w:r>
+        <w:rPr>
+          <w:lang w:val="en-US"/>
+        </w:rPr>
+        <w:t>Inmiddleware</w:t>
+      </w:r>
+      <w:proofErr w:type="spellEnd"/>
+      <w:r>
+        <w:rPr>
+          <w:lang w:val="en-US"/>
+        </w:rPr>
+        <w:t>:</w:t>
+      </w:r>
+    </w:p>
+    <w:p>
+      <w:pPr>
+        <w:rPr>
+          <w:lang w:val="en-US"/>
+        </w:rPr>
+      </w:pPr>
+      <w:r>
+        <w:rPr>
+          <w:lang w:val="en-US"/>
+        </w:rPr>
+        <w:drawing>
+          <wp:inline distT="0" distB="0" distL="0" distR="0" wp14:anchorId="3536523E" wp14:editId="5D07EE2B">
+            <wp:extent cx="5943600" cy="2670810"/>
+            <wp:effectExtent l="0" t="0" r="0" b="0"/>
+            <wp:docPr id="1378460575" name="Picture 1"/>
+            <wp:cNvGraphicFramePr>
+              <a:graphicFrameLocks xmlns:a="http://schemas.openxmlformats.org/drawingml/2006/main" noChangeAspect="1"/>
+            </wp:cNvGraphicFramePr>
+            <a:graphic xmlns:a="http://schemas.openxmlformats.org/drawingml/2006/main">
+              <a:graphicData uri="http://schemas.openxmlformats.org/drawingml/2006/picture">
+                <pic:pic xmlns:pic="http://schemas.openxmlformats.org/drawingml/2006/picture">
+                  <pic:nvPicPr>
+                    <pic:cNvPr id="1378460575" name=""/>
+                    <pic:cNvPicPr/>
+                  </pic:nvPicPr>
+                  <pic:blipFill>
+                    <a:blip r:embed="rId7"/>
+                    <a:stretch>
+                      <a:fillRect/>
+                    </a:stretch>
+                  </pic:blipFill>
+                  <pic:spPr>
+                    <a:xfrm>
+                      <a:off x="0" y="0"/>
+                      <a:ext cx="5943600" cy="2670810"/>
+                    </a:xfrm>
+                    <a:prstGeom prst="rect">
+                      <a:avLst/>
+                    </a:prstGeom>
+                  </pic:spPr>
+                </pic:pic>
+              </a:graphicData>
+            </a:graphic>
+          </wp:inline>
+        </w:drawing>
+      </w:r>
+      <w:r>
+        <w:rPr>
+          <w:lang w:val="en-US"/>
+        </w:rPr>
+        <w:t xml:space="preserve"> </w:t>
+      </w:r>
+    </w:p>
+    <w:p>
+      <w:pPr>
+        <w:rPr>
+          <w:lang w:val="en-US"/>
+        </w:rPr>
+      </w:pPr>
+    </w:p>
+    <w:p>
+      <w:pPr>
+        <w:rPr>
+          <w:lang w:val="en-US"/>
+        </w:rPr>
+      </w:pPr>
     </w:p>
     <w:sectPr>
       <w:pgSz w:w="12240" w:h="15840"/>
